--- a/education/evidencias_abet/PLANTILLA_EVIDENCIA_ABET_TALLER_URDF_TF.docx
+++ b/education/evidencias_abet/PLANTILLA_EVIDENCIA_ABET_TALLER_URDF_TF.docx
@@ -1869,7 +1869,7 @@
                 <w:b w:val="0"/>
                 <w:sz w:val="16"/>
               </w:rPr>
-              <w:t>E8</w:t>
+              <w:t>E8, E9 y E10</w:t>
             </w:r>
           </w:p>
         </w:tc>
@@ -1979,7 +1979,7 @@
                 <w:b w:val="0"/>
                 <w:sz w:val="16"/>
               </w:rPr>
-              <w:t>E8</w:t>
+              <w:t>E11</w:t>
             </w:r>
           </w:p>
         </w:tc>
@@ -2507,7 +2507,172 @@
                 <w:b w:val="0"/>
                 <w:sz w:val="16"/>
               </w:rPr>
-              <w:t>Registro del evaluador de la sustentación oral individual: preguntas formuladas, síntesis de respuestas, verificación de autoría y resultado del reto de diagnóstico en vivo.</w:t>
+              <w:t>Registro del evaluador de la sustentación oral individual: asistencia, verificación de identidad y autoría, fecha, duración y observaciones.</w:t>
+            </w:r>
+          </w:p>
+        </w:tc>
+        <w:tc>
+          <w:tcPr>
+            <w:tcW w:type="dxa" w:w="3570"/>
+            <w:vAlign w:val="center"/>
+          </w:tcPr>
+          <w:p>
+            <w:pPr>
+              <w:spacing w:after="0"/>
+            </w:pPr>
+            <w:r>
+              <w:rPr>
+                <w:b w:val="0"/>
+                <w:sz w:val="16"/>
+              </w:rPr>
+            </w:r>
+          </w:p>
+        </w:tc>
+      </w:tr>
+      <w:tr>
+        <w:tc>
+          <w:tcPr>
+            <w:tcW w:type="dxa" w:w="3570"/>
+            <w:vAlign w:val="center"/>
+          </w:tcPr>
+          <w:p>
+            <w:pPr>
+              <w:spacing w:after="0"/>
+            </w:pPr>
+            <w:r>
+              <w:rPr>
+                <w:b w:val="0"/>
+                <w:sz w:val="16"/>
+              </w:rPr>
+              <w:t>E9</w:t>
+            </w:r>
+          </w:p>
+        </w:tc>
+        <w:tc>
+          <w:tcPr>
+            <w:tcW w:type="dxa" w:w="3570"/>
+            <w:vAlign w:val="center"/>
+          </w:tcPr>
+          <w:p>
+            <w:pPr>
+              <w:spacing w:after="0"/>
+            </w:pPr>
+            <w:r>
+              <w:rPr>
+                <w:b w:val="0"/>
+                <w:sz w:val="16"/>
+              </w:rPr>
+              <w:t>Respuesta oral individual: explique el flujo URDF/XACRO -&gt; robot_description -&gt; robot_state_publisher -&gt; tf/tf_static y localice la evidencia correspondiente en su entrega.</w:t>
+            </w:r>
+          </w:p>
+        </w:tc>
+        <w:tc>
+          <w:tcPr>
+            <w:tcW w:type="dxa" w:w="3570"/>
+            <w:vAlign w:val="center"/>
+          </w:tcPr>
+          <w:p>
+            <w:pPr>
+              <w:spacing w:after="0"/>
+            </w:pPr>
+            <w:r>
+              <w:rPr>
+                <w:b w:val="0"/>
+                <w:sz w:val="16"/>
+              </w:rPr>
+            </w:r>
+          </w:p>
+        </w:tc>
+      </w:tr>
+      <w:tr>
+        <w:tc>
+          <w:tcPr>
+            <w:tcW w:type="dxa" w:w="3570"/>
+            <w:vAlign w:val="center"/>
+          </w:tcPr>
+          <w:p>
+            <w:pPr>
+              <w:spacing w:after="0"/>
+            </w:pPr>
+            <w:r>
+              <w:rPr>
+                <w:b w:val="0"/>
+                <w:sz w:val="16"/>
+              </w:rPr>
+              <w:t>E10</w:t>
+            </w:r>
+          </w:p>
+        </w:tc>
+        <w:tc>
+          <w:tcPr>
+            <w:tcW w:type="dxa" w:w="3570"/>
+            <w:vAlign w:val="center"/>
+          </w:tcPr>
+          <w:p>
+            <w:pPr>
+              <w:spacing w:after="0"/>
+            </w:pPr>
+            <w:r>
+              <w:rPr>
+                <w:b w:val="0"/>
+                <w:sz w:val="16"/>
+              </w:rPr>
+              <w:t>Respuesta oral individual: interprete una relación entre frames, origin xyz/rpy, links/joints y publicación estática o dinámica; justifique una decisión del modelo Burger Delivery.</w:t>
+            </w:r>
+          </w:p>
+        </w:tc>
+        <w:tc>
+          <w:tcPr>
+            <w:tcW w:type="dxa" w:w="3570"/>
+            <w:vAlign w:val="center"/>
+          </w:tcPr>
+          <w:p>
+            <w:pPr>
+              <w:spacing w:after="0"/>
+            </w:pPr>
+            <w:r>
+              <w:rPr>
+                <w:b w:val="0"/>
+                <w:sz w:val="16"/>
+              </w:rPr>
+            </w:r>
+          </w:p>
+        </w:tc>
+      </w:tr>
+      <w:tr>
+        <w:tc>
+          <w:tcPr>
+            <w:tcW w:type="dxa" w:w="3570"/>
+            <w:vAlign w:val="center"/>
+          </w:tcPr>
+          <w:p>
+            <w:pPr>
+              <w:spacing w:after="0"/>
+            </w:pPr>
+            <w:r>
+              <w:rPr>
+                <w:b w:val="0"/>
+                <w:sz w:val="16"/>
+              </w:rPr>
+              <w:t>E11</w:t>
+            </w:r>
+          </w:p>
+        </w:tc>
+        <w:tc>
+          <w:tcPr>
+            <w:tcW w:type="dxa" w:w="3570"/>
+            <w:vAlign w:val="center"/>
+          </w:tcPr>
+          <w:p>
+            <w:pPr>
+              <w:spacing w:after="0"/>
+            </w:pPr>
+            <w:r>
+              <w:rPr>
+                <w:b w:val="0"/>
+                <w:sz w:val="16"/>
+              </w:rPr>
+              <w:t>Reto de diagnóstico en vivo: registre el escenario planteado, hipótesis, prueba propuesta, resultado interpretado y corrección siguiendo Sintaxis -&gt; TF -&gt; Red -&gt; Lógica.</w:t>
             </w:r>
           </w:p>
         </w:tc>
@@ -4294,7 +4459,7 @@
         <w:t xml:space="preserve">Evidencia: </w:t>
       </w:r>
       <w:r>
-        <w:t>E8</w:t>
+        <w:t>E8, E9 y E10</w:t>
       </w:r>
     </w:p>
     <w:tbl>
@@ -4866,7 +5031,7 @@
         <w:t xml:space="preserve">Evidencia: </w:t>
       </w:r>
       <w:r>
-        <w:t>E8</w:t>
+        <w:t>E11</w:t>
       </w:r>
     </w:p>
     <w:tbl>

--- a/education/evidencias_abet/PLANTILLA_EVIDENCIA_ABET_TALLER_URDF_TF.docx
+++ b/education/evidencias_abet/PLANTILLA_EVIDENCIA_ABET_TALLER_URDF_TF.docx
@@ -359,7 +359,7 @@
                 <w:b w:val="0"/>
                 <w:sz w:val="16"/>
               </w:rPr>
-              <w:t>1.0</w:t>
+              <w:t>1.1</w:t>
             </w:r>
           </w:p>
         </w:tc>
@@ -1649,7 +1649,7 @@
                 <w:b w:val="0"/>
                 <w:sz w:val="16"/>
               </w:rPr>
-              <w:t>E4, E5 y E6</w:t>
+              <w:t>E4, E5, E6 y E7</w:t>
             </w:r>
           </w:p>
         </w:tc>
@@ -1759,7 +1759,7 @@
                 <w:b w:val="0"/>
                 <w:sz w:val="16"/>
               </w:rPr>
-              <w:t>E1 a E7</w:t>
+              <w:t>E1 a E8</w:t>
             </w:r>
           </w:p>
         </w:tc>
@@ -1869,7 +1869,7 @@
                 <w:b w:val="0"/>
                 <w:sz w:val="16"/>
               </w:rPr>
-              <w:t>E8, E9 y E10</w:t>
+              <w:t>E9, E10 y E11</w:t>
             </w:r>
           </w:p>
         </w:tc>
@@ -1979,7 +1979,7 @@
                 <w:b w:val="0"/>
                 <w:sz w:val="16"/>
               </w:rPr>
-              <w:t>E11</w:t>
+              <w:t>E12</w:t>
             </w:r>
           </w:p>
         </w:tc>
@@ -2232,7 +2232,7 @@
                 <w:b w:val="0"/>
                 <w:sz w:val="16"/>
               </w:rPr>
-              <w:t>Análisis individual de links y joints: visual, collision, inertial, origin, axis, límites, mimic y diferencia entre el modelo didáctico de 7 GDL y el hardware de 6 GDL.</w:t>
+              <w:t>Análisis individual de links y joints: visual, collision, inertial, origin, axis, límites y mimic de la cadena de 6 GDL del Gen3 y de la pinza Robotiq 2F-85, y su correspondencia con el modelo que publica el driver.</w:t>
             </w:r>
           </w:p>
         </w:tc>
@@ -2452,7 +2452,7 @@
                 <w:b w:val="0"/>
                 <w:sz w:val="16"/>
               </w:rPr>
-              <w:t>Enlace al repositorio o ubicación reproducible, commit evaluado, versiones y conclusión técnica individual.</w:t>
+              <w:t>Cadena TF de la cámara de muñeca (taller §11): tf2_echo gen3_base_link gen3_camera_color_frame en la pose cero, transformación de un punto del marco óptico a gen3_base_link a mano y con TF2, y explicación del eslabón end_effector_link -&gt; camera_link que necesita el robot real para el Laboratorio IA 01.</w:t>
             </w:r>
           </w:p>
         </w:tc>
@@ -2507,7 +2507,7 @@
                 <w:b w:val="0"/>
                 <w:sz w:val="16"/>
               </w:rPr>
-              <w:t>Registro del evaluador de la sustentación oral individual: asistencia, verificación de identidad y autoría, fecha, duración y observaciones.</w:t>
+              <w:t>Enlace al repositorio o ubicación reproducible, commit evaluado, versiones y conclusión técnica individual.</w:t>
             </w:r>
           </w:p>
         </w:tc>
@@ -2562,7 +2562,7 @@
                 <w:b w:val="0"/>
                 <w:sz w:val="16"/>
               </w:rPr>
-              <w:t>Respuesta oral individual: explique el flujo URDF/XACRO -&gt; robot_description -&gt; robot_state_publisher -&gt; tf/tf_static y localice la evidencia correspondiente en su entrega.</w:t>
+              <w:t>Registro del evaluador de la sustentación oral individual: asistencia, verificación de identidad y autoría, fecha, duración y observaciones.</w:t>
             </w:r>
           </w:p>
         </w:tc>
@@ -2617,6 +2617,61 @@
                 <w:b w:val="0"/>
                 <w:sz w:val="16"/>
               </w:rPr>
+              <w:t>Respuesta oral individual: explique el flujo URDF/XACRO -&gt; robot_description -&gt; robot_state_publisher -&gt; tf/tf_static y localice la evidencia correspondiente en su entrega.</w:t>
+            </w:r>
+          </w:p>
+        </w:tc>
+        <w:tc>
+          <w:tcPr>
+            <w:tcW w:type="dxa" w:w="3570"/>
+            <w:vAlign w:val="center"/>
+          </w:tcPr>
+          <w:p>
+            <w:pPr>
+              <w:spacing w:after="0"/>
+            </w:pPr>
+            <w:r>
+              <w:rPr>
+                <w:b w:val="0"/>
+                <w:sz w:val="16"/>
+              </w:rPr>
+            </w:r>
+          </w:p>
+        </w:tc>
+      </w:tr>
+      <w:tr>
+        <w:tc>
+          <w:tcPr>
+            <w:tcW w:type="dxa" w:w="3570"/>
+            <w:vAlign w:val="center"/>
+          </w:tcPr>
+          <w:p>
+            <w:pPr>
+              <w:spacing w:after="0"/>
+            </w:pPr>
+            <w:r>
+              <w:rPr>
+                <w:b w:val="0"/>
+                <w:sz w:val="16"/>
+              </w:rPr>
+              <w:t>E11</w:t>
+            </w:r>
+          </w:p>
+        </w:tc>
+        <w:tc>
+          <w:tcPr>
+            <w:tcW w:type="dxa" w:w="3570"/>
+            <w:vAlign w:val="center"/>
+          </w:tcPr>
+          <w:p>
+            <w:pPr>
+              <w:spacing w:after="0"/>
+            </w:pPr>
+            <w:r>
+              <w:rPr>
+                <w:b w:val="0"/>
+                <w:sz w:val="16"/>
+              </w:rPr>
               <w:t>Respuesta oral individual: interprete una relación entre frames, origin xyz/rpy, links/joints y publicación estática o dinámica; justifique una decisión del modelo Burger Delivery.</w:t>
             </w:r>
           </w:p>
@@ -2654,7 +2709,7 @@
                 <w:b w:val="0"/>
                 <w:sz w:val="16"/>
               </w:rPr>
-              <w:t>E11</w:t>
+              <w:t>E12</w:t>
             </w:r>
           </w:p>
         </w:tc>
@@ -3031,7 +3086,7 @@
                 <w:b w:val="0"/>
                 <w:sz w:val="16"/>
               </w:rPr>
-              <w:t>Identifica y explica links, joints, origin, axis, límites y mimic; reconoce la diferencia documentada entre el modelo de 7 GDL y el hardware de 6 GDL.</w:t>
+              <w:t>Identifica y explica links, joints, origin, axis, límites y mimic; relaciona la cadena de 6 GDL y la pinza Robotiq 2F-85 del modelo con el hardware del laboratorio.</w:t>
             </w:r>
           </w:p>
         </w:tc>
@@ -3315,7 +3370,7 @@
         <w:t xml:space="preserve">Evidencia: </w:t>
       </w:r>
       <w:r>
-        <w:t>E4, E5 y E6</w:t>
+        <w:t>E4, E5, E6 y E7</w:t>
       </w:r>
     </w:p>
     <w:tbl>
@@ -3531,7 +3586,7 @@
                 <w:b w:val="0"/>
                 <w:sz w:val="16"/>
               </w:rPr>
-              <w:t>Además de N3, contrasta valores TF con origin xyz/rpy del modelo y explica de forma causal las discrepancias encontradas.</w:t>
+              <w:t>Además de N3, contrasta valores TF con origin xyz/rpy del modelo, transforma un punto del marco óptico de la cámara a gen3_base_link y explica de forma causal las discrepancias encontradas.</w:t>
             </w:r>
           </w:p>
         </w:tc>
@@ -3603,7 +3658,7 @@
                 <w:b w:val="0"/>
                 <w:sz w:val="16"/>
               </w:rPr>
-              <w:t>Valida la jerarquía esperada con check_urdf, view_frames, tf2_echo y RViz; distingue transformaciones estáticas y dinámicas.</w:t>
+              <w:t>Valida la jerarquía esperada con check_urdf, view_frames, tf2_echo y RViz, incluida la cadena hasta la cámara de muñeca; distingue transformaciones estáticas y dinámicas.</w:t>
             </w:r>
           </w:p>
         </w:tc>
@@ -3887,7 +3942,7 @@
         <w:t xml:space="preserve">Evidencia: </w:t>
       </w:r>
       <w:r>
-        <w:t>E1 a E7</w:t>
+        <w:t>E1 a E8</w:t>
       </w:r>
     </w:p>
     <w:tbl>
@@ -4459,7 +4514,7 @@
         <w:t xml:space="preserve">Evidencia: </w:t>
       </w:r>
       <w:r>
-        <w:t>E8, E9 y E10</w:t>
+        <w:t>E9, E10 y E11</w:t>
       </w:r>
     </w:p>
     <w:tbl>
@@ -5031,7 +5086,7 @@
         <w:t xml:space="preserve">Evidencia: </w:t>
       </w:r>
       <w:r>
-        <w:t>E11</w:t>
+        <w:t>E12</w:t>
       </w:r>
     </w:p>
     <w:tbl>
@@ -6971,7 +7026,7 @@
         <w:color w:val="1F4E78"/>
         <w:sz w:val="16"/>
       </w:rPr>
-      <w:t>Ingeniería Mecatrónica  |  ELECTIVA ELECTRONICA ( ROBOT OPERATING SYSTEM  |  PLANTILLA_EVIDENCIA_ABET_TALLER_URDF_TF v1.0</w:t>
+      <w:t>Ingeniería Mecatrónica  |  ELECTIVA ELECTRONICA ( ROBOT OPERATING SYSTEM  |  PLANTILLA_EVIDENCIA_ABET_TALLER_URDF_TF v1.1</w:t>
     </w:r>
   </w:p>
 </w:hdr>
